--- a/Knowledge/3-Work knowledge/1-Software Engineering/2-Testing/5-My Source/1-ISTQB Foundation Level/4-Dynamic Testing/3-Types of Acceptance Testing/6-Compliance Acceptance Testing.docx
+++ b/Knowledge/3-Work knowledge/1-Software Engineering/2-Testing/5-My Source/1-ISTQB Foundation Level/4-Dynamic Testing/3-Types of Acceptance Testing/6-Compliance Acceptance Testing.docx
@@ -34,51 +34,77 @@
       </w:pPr>
       <w:r>
         <w:rPr>
-          <w:b/>
-          <w:shd w:val="clear" w:color="auto" w:fill="B7B7B7"/>
-        </w:rPr>
-        <w:t># Source</w:t>
-      </w:r>
-      <w:r>
-        <w:rPr>
-          <w:shd w:val="clear" w:color="auto" w:fill="B7B7B7"/>
-        </w:rPr>
-        <w:t xml:space="preserve">: </w:t>
-      </w:r>
-      <w:r>
-        <w:rPr>
-          <w:b/>
-          <w:shd w:val="clear" w:color="auto" w:fill="B7B7B7"/>
-        </w:rPr>
-        <w:t xml:space="preserve">Chatgpt </w:t>
-      </w:r>
-      <w:r>
-        <w:rPr>
-          <w:b/>
-          <w:sz w:val="14"/>
-          <w:szCs w:val="14"/>
-          <w:shd w:val="clear" w:color="auto" w:fill="B7B7B7"/>
-        </w:rPr>
-        <w:t>(GPT</w:t>
-      </w:r>
-      <w:r>
-        <w:rPr>
-          <w:rFonts w:ascii="Cambria Math" w:hAnsi="Cambria Math" w:cs="Cambria Math"/>
-          <w:b/>
-          <w:sz w:val="14"/>
-          <w:szCs w:val="14"/>
-          <w:shd w:val="clear" w:color="auto" w:fill="B7B7B7"/>
+          <w:rFonts w:ascii="Arial" w:eastAsia="Arial" w:hAnsi="Arial" w:cs="Arial"/>
+          <w:b/>
+          <w:color w:val="000000"/>
+          <w:sz w:val="18"/>
+          <w:highlight w:val="lightGray"/>
+        </w:rPr>
+        <w:t># Source: AI Source: Provided by: [Data Path</w:t>
+      </w:r>
+      <w:r>
+        <w:rPr>
+          <w:rFonts w:ascii="Arial" w:eastAsia="Arial" w:hAnsi="Arial" w:cs="Arial"/>
+          <w:color w:val="000000"/>
+          <w:sz w:val="18"/>
+          <w:highlight w:val="lightGray"/>
+        </w:rPr>
+        <w:t xml:space="preserve">: Persons Table -&gt; ID Column: 1, Name_En Column: Motasem Essam] -&gt; </w:t>
+      </w:r>
+      <w:r>
+        <w:rPr>
+          <w:rFonts w:ascii="Arial" w:eastAsia="Arial" w:hAnsi="Arial" w:cs="Arial"/>
+          <w:b/>
+          <w:color w:val="000000"/>
+          <w:sz w:val="18"/>
+          <w:highlight w:val="lightGray"/>
+        </w:rPr>
+        <w:t>From:</w:t>
+      </w:r>
+      <w:r>
+        <w:rPr>
+          <w:rFonts w:ascii="Arial" w:eastAsia="Arial" w:hAnsi="Arial" w:cs="Arial"/>
+          <w:color w:val="000000"/>
+          <w:sz w:val="18"/>
+          <w:highlight w:val="lightGray"/>
+        </w:rPr>
+        <w:t xml:space="preserve"> [Chatgpt (GPT</w:t>
+      </w:r>
+      <w:r>
+        <w:rPr>
+          <w:rFonts w:ascii="Arial" w:eastAsia="Arial" w:hAnsi="Arial" w:cs="Cambria Math"/>
+          <w:color w:val="000000"/>
+          <w:sz w:val="18"/>
+          <w:highlight w:val="lightGray"/>
         </w:rPr>
         <w:t>‑</w:t>
       </w:r>
       <w:r>
         <w:rPr>
-          <w:b/>
-          <w:sz w:val="14"/>
-          <w:szCs w:val="14"/>
-          <w:shd w:val="clear" w:color="auto" w:fill="B7B7B7"/>
-        </w:rPr>
-        <w:t>5 Mini) at [8/22/2025]</w:t>
+          <w:rFonts w:ascii="Arial" w:eastAsia="Arial" w:hAnsi="Arial" w:cs="Arial"/>
+          <w:color w:val="000000"/>
+          <w:sz w:val="18"/>
+          <w:highlight w:val="lightGray"/>
+        </w:rPr>
+        <w:t xml:space="preserve">5 Mini)] </w:t>
+      </w:r>
+      <w:r>
+        <w:rPr>
+          <w:rFonts w:ascii="Arial" w:eastAsia="Arial" w:hAnsi="Arial" w:cs="Arial"/>
+          <w:b/>
+          <w:color w:val="000000"/>
+          <w:sz w:val="18"/>
+          <w:highlight w:val="lightGray"/>
+        </w:rPr>
+        <w:t>on</w:t>
+      </w:r>
+      <w:r>
+        <w:rPr>
+          <w:rFonts w:ascii="Arial" w:eastAsia="Arial" w:hAnsi="Arial"/>
+          <w:sz w:val="18"/>
+          <w:highlight w:val="lightGray"/>
+        </w:rPr>
+        <w:t xml:space="preserve"> [8/22/2025]</w:t>
       </w:r>
     </w:p>
     <w:p>
@@ -157,7 +183,7 @@
     </w:p>
     <w:p>
       <w:r>
-        <w:pict w14:anchorId="427BA325">
+        <w:pict w14:anchorId="42BD3C32">
           <v:rect id="_x0000_i1025" style="width:0;height:1.5pt" o:hralign="center" o:hrstd="t" o:hr="t" fillcolor="#a0a0a0" stroked="f"/>
         </w:pict>
       </w:r>
@@ -181,51 +207,77 @@
       </w:pPr>
       <w:r>
         <w:rPr>
-          <w:b/>
-          <w:shd w:val="clear" w:color="auto" w:fill="B7B7B7"/>
-        </w:rPr>
-        <w:t># Source</w:t>
-      </w:r>
-      <w:r>
-        <w:rPr>
-          <w:shd w:val="clear" w:color="auto" w:fill="B7B7B7"/>
-        </w:rPr>
-        <w:t xml:space="preserve">: </w:t>
-      </w:r>
-      <w:r>
-        <w:rPr>
-          <w:b/>
-          <w:shd w:val="clear" w:color="auto" w:fill="B7B7B7"/>
-        </w:rPr>
-        <w:t xml:space="preserve">Chatgpt </w:t>
-      </w:r>
-      <w:r>
-        <w:rPr>
-          <w:b/>
-          <w:sz w:val="14"/>
-          <w:szCs w:val="14"/>
-          <w:shd w:val="clear" w:color="auto" w:fill="B7B7B7"/>
-        </w:rPr>
-        <w:t>(GPT</w:t>
-      </w:r>
-      <w:r>
-        <w:rPr>
-          <w:rFonts w:ascii="Cambria Math" w:hAnsi="Cambria Math" w:cs="Cambria Math"/>
-          <w:b/>
-          <w:sz w:val="14"/>
-          <w:szCs w:val="14"/>
-          <w:shd w:val="clear" w:color="auto" w:fill="B7B7B7"/>
+          <w:rFonts w:ascii="Arial" w:eastAsia="Arial" w:hAnsi="Arial" w:cs="Arial"/>
+          <w:b/>
+          <w:color w:val="000000"/>
+          <w:sz w:val="18"/>
+          <w:highlight w:val="lightGray"/>
+        </w:rPr>
+        <w:t># Source: AI Source: Provided by: [Data Path</w:t>
+      </w:r>
+      <w:r>
+        <w:rPr>
+          <w:rFonts w:ascii="Arial" w:eastAsia="Arial" w:hAnsi="Arial" w:cs="Arial"/>
+          <w:color w:val="000000"/>
+          <w:sz w:val="18"/>
+          <w:highlight w:val="lightGray"/>
+        </w:rPr>
+        <w:t xml:space="preserve">: Persons Table -&gt; ID Column: 1, Name_En Column: Motasem Essam] -&gt; </w:t>
+      </w:r>
+      <w:r>
+        <w:rPr>
+          <w:rFonts w:ascii="Arial" w:eastAsia="Arial" w:hAnsi="Arial" w:cs="Arial"/>
+          <w:b/>
+          <w:color w:val="000000"/>
+          <w:sz w:val="18"/>
+          <w:highlight w:val="lightGray"/>
+        </w:rPr>
+        <w:t>From:</w:t>
+      </w:r>
+      <w:r>
+        <w:rPr>
+          <w:rFonts w:ascii="Arial" w:eastAsia="Arial" w:hAnsi="Arial" w:cs="Arial"/>
+          <w:color w:val="000000"/>
+          <w:sz w:val="18"/>
+          <w:highlight w:val="lightGray"/>
+        </w:rPr>
+        <w:t xml:space="preserve"> [Chatgpt (GPT</w:t>
+      </w:r>
+      <w:r>
+        <w:rPr>
+          <w:rFonts w:ascii="Arial" w:eastAsia="Arial" w:hAnsi="Arial" w:cs="Cambria Math"/>
+          <w:color w:val="000000"/>
+          <w:sz w:val="18"/>
+          <w:highlight w:val="lightGray"/>
         </w:rPr>
         <w:t>‑</w:t>
       </w:r>
       <w:r>
         <w:rPr>
-          <w:b/>
-          <w:sz w:val="14"/>
-          <w:szCs w:val="14"/>
-          <w:shd w:val="clear" w:color="auto" w:fill="B7B7B7"/>
-        </w:rPr>
-        <w:t>5 Mini) at [8/22/2025]</w:t>
+          <w:rFonts w:ascii="Arial" w:eastAsia="Arial" w:hAnsi="Arial" w:cs="Arial"/>
+          <w:color w:val="000000"/>
+          <w:sz w:val="18"/>
+          <w:highlight w:val="lightGray"/>
+        </w:rPr>
+        <w:t xml:space="preserve">5 Mini)] </w:t>
+      </w:r>
+      <w:r>
+        <w:rPr>
+          <w:rFonts w:ascii="Arial" w:eastAsia="Arial" w:hAnsi="Arial" w:cs="Arial"/>
+          <w:b/>
+          <w:color w:val="000000"/>
+          <w:sz w:val="18"/>
+          <w:highlight w:val="lightGray"/>
+        </w:rPr>
+        <w:t>on</w:t>
+      </w:r>
+      <w:r>
+        <w:rPr>
+          <w:rFonts w:ascii="Arial" w:eastAsia="Arial" w:hAnsi="Arial"/>
+          <w:sz w:val="18"/>
+          <w:highlight w:val="lightGray"/>
+        </w:rPr>
+        <w:t xml:space="preserve"> [8/22/2025]</w:t>
       </w:r>
     </w:p>
     <w:p>
@@ -234,7 +286,7 @@
           <w:ilvl w:val="0"/>
           <w:numId w:val="3"/>
         </w:numPr>
-        <w:spacing w:before="240"/>
+        <w:spacing w:before="240" w:after="0" w:line="276" w:lineRule="auto"/>
       </w:pPr>
       <w:r>
         <w:rPr>
@@ -307,7 +359,7 @@
           <w:ilvl w:val="0"/>
           <w:numId w:val="3"/>
         </w:numPr>
-        <w:spacing w:after="240"/>
+        <w:spacing w:after="240" w:line="276" w:lineRule="auto"/>
       </w:pPr>
       <w:r>
         <w:rPr>
@@ -337,7 +389,7 @@
     </w:p>
     <w:p>
       <w:r>
-        <w:pict w14:anchorId="1C2E929E">
+        <w:pict w14:anchorId="70BB292C">
           <v:rect id="_x0000_i1026" style="width:0;height:1.5pt" o:hralign="center" o:hrstd="t" o:hr="t" fillcolor="#a0a0a0" stroked="f"/>
         </w:pict>
       </w:r>
@@ -361,51 +413,77 @@
       </w:pPr>
       <w:r>
         <w:rPr>
-          <w:b/>
-          <w:shd w:val="clear" w:color="auto" w:fill="B7B7B7"/>
-        </w:rPr>
-        <w:t># Source</w:t>
-      </w:r>
-      <w:r>
-        <w:rPr>
-          <w:shd w:val="clear" w:color="auto" w:fill="B7B7B7"/>
-        </w:rPr>
-        <w:t xml:space="preserve">: </w:t>
-      </w:r>
-      <w:r>
-        <w:rPr>
-          <w:b/>
-          <w:shd w:val="clear" w:color="auto" w:fill="B7B7B7"/>
-        </w:rPr>
-        <w:t xml:space="preserve">Chatgpt </w:t>
-      </w:r>
-      <w:r>
-        <w:rPr>
-          <w:b/>
-          <w:sz w:val="14"/>
-          <w:szCs w:val="14"/>
-          <w:shd w:val="clear" w:color="auto" w:fill="B7B7B7"/>
-        </w:rPr>
-        <w:t>(GPT</w:t>
-      </w:r>
-      <w:r>
-        <w:rPr>
-          <w:rFonts w:ascii="Cambria Math" w:hAnsi="Cambria Math" w:cs="Cambria Math"/>
-          <w:b/>
-          <w:sz w:val="14"/>
-          <w:szCs w:val="14"/>
-          <w:shd w:val="clear" w:color="auto" w:fill="B7B7B7"/>
+          <w:rFonts w:ascii="Arial" w:eastAsia="Arial" w:hAnsi="Arial" w:cs="Arial"/>
+          <w:b/>
+          <w:color w:val="000000"/>
+          <w:sz w:val="18"/>
+          <w:highlight w:val="lightGray"/>
+        </w:rPr>
+        <w:t># Source: AI Source: Provided by: [Data Path</w:t>
+      </w:r>
+      <w:r>
+        <w:rPr>
+          <w:rFonts w:ascii="Arial" w:eastAsia="Arial" w:hAnsi="Arial" w:cs="Arial"/>
+          <w:color w:val="000000"/>
+          <w:sz w:val="18"/>
+          <w:highlight w:val="lightGray"/>
+        </w:rPr>
+        <w:t xml:space="preserve">: Persons Table -&gt; ID Column: 1, Name_En Column: Motasem Essam] -&gt; </w:t>
+      </w:r>
+      <w:r>
+        <w:rPr>
+          <w:rFonts w:ascii="Arial" w:eastAsia="Arial" w:hAnsi="Arial" w:cs="Arial"/>
+          <w:b/>
+          <w:color w:val="000000"/>
+          <w:sz w:val="18"/>
+          <w:highlight w:val="lightGray"/>
+        </w:rPr>
+        <w:t>From:</w:t>
+      </w:r>
+      <w:r>
+        <w:rPr>
+          <w:rFonts w:ascii="Arial" w:eastAsia="Arial" w:hAnsi="Arial" w:cs="Arial"/>
+          <w:color w:val="000000"/>
+          <w:sz w:val="18"/>
+          <w:highlight w:val="lightGray"/>
+        </w:rPr>
+        <w:t xml:space="preserve"> [Chatgpt (GPT</w:t>
+      </w:r>
+      <w:r>
+        <w:rPr>
+          <w:rFonts w:ascii="Arial" w:eastAsia="Arial" w:hAnsi="Arial" w:cs="Cambria Math"/>
+          <w:color w:val="000000"/>
+          <w:sz w:val="18"/>
+          <w:highlight w:val="lightGray"/>
         </w:rPr>
         <w:t>‑</w:t>
       </w:r>
       <w:r>
         <w:rPr>
-          <w:b/>
-          <w:sz w:val="14"/>
-          <w:szCs w:val="14"/>
-          <w:shd w:val="clear" w:color="auto" w:fill="B7B7B7"/>
-        </w:rPr>
-        <w:t>5 Mini) at [8/22/2025]</w:t>
+          <w:rFonts w:ascii="Arial" w:eastAsia="Arial" w:hAnsi="Arial" w:cs="Arial"/>
+          <w:color w:val="000000"/>
+          <w:sz w:val="18"/>
+          <w:highlight w:val="lightGray"/>
+        </w:rPr>
+        <w:t xml:space="preserve">5 Mini)] </w:t>
+      </w:r>
+      <w:r>
+        <w:rPr>
+          <w:rFonts w:ascii="Arial" w:eastAsia="Arial" w:hAnsi="Arial" w:cs="Arial"/>
+          <w:b/>
+          <w:color w:val="000000"/>
+          <w:sz w:val="18"/>
+          <w:highlight w:val="lightGray"/>
+        </w:rPr>
+        <w:t>on</w:t>
+      </w:r>
+      <w:r>
+        <w:rPr>
+          <w:rFonts w:ascii="Arial" w:eastAsia="Arial" w:hAnsi="Arial"/>
+          <w:sz w:val="18"/>
+          <w:highlight w:val="lightGray"/>
+        </w:rPr>
+        <w:t xml:space="preserve"> [8/22/2025]</w:t>
       </w:r>
     </w:p>
     <w:p>
@@ -414,7 +492,7 @@
           <w:ilvl w:val="0"/>
           <w:numId w:val="1"/>
         </w:numPr>
-        <w:spacing w:before="240"/>
+        <w:spacing w:before="240" w:after="0" w:line="276" w:lineRule="auto"/>
       </w:pPr>
       <w:r>
         <w:rPr>
@@ -461,7 +539,7 @@
           <w:ilvl w:val="0"/>
           <w:numId w:val="1"/>
         </w:numPr>
-        <w:spacing w:after="240"/>
+        <w:spacing w:after="240" w:line="276" w:lineRule="auto"/>
       </w:pPr>
       <w:r>
         <w:rPr>
@@ -504,7 +582,7 @@
     </w:p>
     <w:p>
       <w:r>
-        <w:pict w14:anchorId="41BB7883">
+        <w:pict w14:anchorId="5727631C">
           <v:rect id="_x0000_i1027" style="width:0;height:1.5pt" o:hralign="center" o:hrstd="t" o:hr="t" fillcolor="#a0a0a0" stroked="f"/>
         </w:pict>
       </w:r>
@@ -519,7 +597,6 @@
       <w:bookmarkStart w:id="4" w:name="_99dx25ifslmn" w:colFirst="0" w:colLast="0"/>
       <w:bookmarkEnd w:id="4"/>
       <w:r>
-        <w:lastRenderedPageBreak/>
         <w:t>Who Performs It?</w:t>
       </w:r>
     </w:p>
@@ -529,51 +606,77 @@
       </w:pPr>
       <w:r>
         <w:rPr>
-          <w:b/>
-          <w:shd w:val="clear" w:color="auto" w:fill="B7B7B7"/>
-        </w:rPr>
-        <w:t># Source</w:t>
-      </w:r>
-      <w:r>
-        <w:rPr>
-          <w:shd w:val="clear" w:color="auto" w:fill="B7B7B7"/>
-        </w:rPr>
-        <w:t xml:space="preserve">: </w:t>
-      </w:r>
-      <w:r>
-        <w:rPr>
-          <w:b/>
-          <w:shd w:val="clear" w:color="auto" w:fill="B7B7B7"/>
-        </w:rPr>
-        <w:t xml:space="preserve">Chatgpt </w:t>
-      </w:r>
-      <w:r>
-        <w:rPr>
-          <w:b/>
-          <w:sz w:val="14"/>
-          <w:szCs w:val="14"/>
-          <w:shd w:val="clear" w:color="auto" w:fill="B7B7B7"/>
-        </w:rPr>
-        <w:t>(GPT</w:t>
-      </w:r>
-      <w:r>
-        <w:rPr>
-          <w:rFonts w:ascii="Cambria Math" w:hAnsi="Cambria Math" w:cs="Cambria Math"/>
-          <w:b/>
-          <w:sz w:val="14"/>
-          <w:szCs w:val="14"/>
-          <w:shd w:val="clear" w:color="auto" w:fill="B7B7B7"/>
+          <w:rFonts w:ascii="Arial" w:eastAsia="Arial" w:hAnsi="Arial" w:cs="Arial"/>
+          <w:b/>
+          <w:color w:val="000000"/>
+          <w:sz w:val="18"/>
+          <w:highlight w:val="lightGray"/>
+        </w:rPr>
+        <w:t># Source: AI Source: Provided by: [Data Path</w:t>
+      </w:r>
+      <w:r>
+        <w:rPr>
+          <w:rFonts w:ascii="Arial" w:eastAsia="Arial" w:hAnsi="Arial" w:cs="Arial"/>
+          <w:color w:val="000000"/>
+          <w:sz w:val="18"/>
+          <w:highlight w:val="lightGray"/>
+        </w:rPr>
+        <w:t xml:space="preserve">: Persons Table -&gt; ID Column: 1, Name_En Column: Motasem Essam] -&gt; </w:t>
+      </w:r>
+      <w:r>
+        <w:rPr>
+          <w:rFonts w:ascii="Arial" w:eastAsia="Arial" w:hAnsi="Arial" w:cs="Arial"/>
+          <w:b/>
+          <w:color w:val="000000"/>
+          <w:sz w:val="18"/>
+          <w:highlight w:val="lightGray"/>
+        </w:rPr>
+        <w:t>From:</w:t>
+      </w:r>
+      <w:r>
+        <w:rPr>
+          <w:rFonts w:ascii="Arial" w:eastAsia="Arial" w:hAnsi="Arial" w:cs="Arial"/>
+          <w:color w:val="000000"/>
+          <w:sz w:val="18"/>
+          <w:highlight w:val="lightGray"/>
+        </w:rPr>
+        <w:t xml:space="preserve"> [Chatgpt (GPT</w:t>
+      </w:r>
+      <w:r>
+        <w:rPr>
+          <w:rFonts w:ascii="Arial" w:eastAsia="Arial" w:hAnsi="Arial" w:cs="Cambria Math"/>
+          <w:color w:val="000000"/>
+          <w:sz w:val="18"/>
+          <w:highlight w:val="lightGray"/>
         </w:rPr>
         <w:t>‑</w:t>
       </w:r>
       <w:r>
         <w:rPr>
-          <w:b/>
-          <w:sz w:val="14"/>
-          <w:szCs w:val="14"/>
-          <w:shd w:val="clear" w:color="auto" w:fill="B7B7B7"/>
-        </w:rPr>
-        <w:t>5 Mini) at [8/22/2025]</w:t>
+          <w:rFonts w:ascii="Arial" w:eastAsia="Arial" w:hAnsi="Arial" w:cs="Arial"/>
+          <w:color w:val="000000"/>
+          <w:sz w:val="18"/>
+          <w:highlight w:val="lightGray"/>
+        </w:rPr>
+        <w:t xml:space="preserve">5 Mini)] </w:t>
+      </w:r>
+      <w:r>
+        <w:rPr>
+          <w:rFonts w:ascii="Arial" w:eastAsia="Arial" w:hAnsi="Arial" w:cs="Arial"/>
+          <w:b/>
+          <w:color w:val="000000"/>
+          <w:sz w:val="18"/>
+          <w:highlight w:val="lightGray"/>
+        </w:rPr>
+        <w:t>on</w:t>
+      </w:r>
+      <w:r>
+        <w:rPr>
+          <w:rFonts w:ascii="Arial" w:eastAsia="Arial" w:hAnsi="Arial"/>
+          <w:sz w:val="18"/>
+          <w:highlight w:val="lightGray"/>
+        </w:rPr>
+        <w:t xml:space="preserve"> [8/22/2025]</w:t>
       </w:r>
     </w:p>
     <w:p>
@@ -582,7 +685,7 @@
           <w:ilvl w:val="0"/>
           <w:numId w:val="2"/>
         </w:numPr>
-        <w:spacing w:before="240"/>
+        <w:spacing w:before="240" w:after="0" w:line="276" w:lineRule="auto"/>
       </w:pPr>
       <w:r>
         <w:rPr>
@@ -636,7 +739,7 @@
           <w:ilvl w:val="0"/>
           <w:numId w:val="2"/>
         </w:numPr>
-        <w:spacing w:after="240"/>
+        <w:spacing w:after="240" w:line="276" w:lineRule="auto"/>
       </w:pPr>
       <w:r>
         <w:rPr>
@@ -666,7 +769,7 @@
     </w:p>
     <w:p>
       <w:r>
-        <w:pict w14:anchorId="500B0D82">
+        <w:pict w14:anchorId="1D121931">
           <v:rect id="_x0000_i1028" style="width:0;height:1.5pt" o:hralign="center" o:hrstd="t" o:hr="t" fillcolor="#a0a0a0" stroked="f"/>
         </w:pict>
       </w:r>
@@ -690,51 +793,77 @@
       </w:pPr>
       <w:r>
         <w:rPr>
-          <w:b/>
-          <w:shd w:val="clear" w:color="auto" w:fill="B7B7B7"/>
-        </w:rPr>
-        <w:t># Source</w:t>
-      </w:r>
-      <w:r>
-        <w:rPr>
-          <w:shd w:val="clear" w:color="auto" w:fill="B7B7B7"/>
-        </w:rPr>
-        <w:t xml:space="preserve">: </w:t>
-      </w:r>
-      <w:r>
-        <w:rPr>
-          <w:b/>
-          <w:shd w:val="clear" w:color="auto" w:fill="B7B7B7"/>
-        </w:rPr>
-        <w:t xml:space="preserve">Chatgpt </w:t>
-      </w:r>
-      <w:r>
-        <w:rPr>
-          <w:b/>
-          <w:sz w:val="14"/>
-          <w:szCs w:val="14"/>
-          <w:shd w:val="clear" w:color="auto" w:fill="B7B7B7"/>
-        </w:rPr>
-        <w:t>(GPT</w:t>
-      </w:r>
-      <w:r>
-        <w:rPr>
-          <w:rFonts w:ascii="Cambria Math" w:hAnsi="Cambria Math" w:cs="Cambria Math"/>
-          <w:b/>
-          <w:sz w:val="14"/>
-          <w:szCs w:val="14"/>
-          <w:shd w:val="clear" w:color="auto" w:fill="B7B7B7"/>
+          <w:rFonts w:ascii="Arial" w:eastAsia="Arial" w:hAnsi="Arial" w:cs="Arial"/>
+          <w:b/>
+          <w:color w:val="000000"/>
+          <w:sz w:val="18"/>
+          <w:highlight w:val="lightGray"/>
+        </w:rPr>
+        <w:t># Source: AI Source: Provided by: [Data Path</w:t>
+      </w:r>
+      <w:r>
+        <w:rPr>
+          <w:rFonts w:ascii="Arial" w:eastAsia="Arial" w:hAnsi="Arial" w:cs="Arial"/>
+          <w:color w:val="000000"/>
+          <w:sz w:val="18"/>
+          <w:highlight w:val="lightGray"/>
+        </w:rPr>
+        <w:t xml:space="preserve">: Persons Table -&gt; ID Column: 1, Name_En Column: Motasem Essam] -&gt; </w:t>
+      </w:r>
+      <w:r>
+        <w:rPr>
+          <w:rFonts w:ascii="Arial" w:eastAsia="Arial" w:hAnsi="Arial" w:cs="Arial"/>
+          <w:b/>
+          <w:color w:val="000000"/>
+          <w:sz w:val="18"/>
+          <w:highlight w:val="lightGray"/>
+        </w:rPr>
+        <w:t>From:</w:t>
+      </w:r>
+      <w:r>
+        <w:rPr>
+          <w:rFonts w:ascii="Arial" w:eastAsia="Arial" w:hAnsi="Arial" w:cs="Arial"/>
+          <w:color w:val="000000"/>
+          <w:sz w:val="18"/>
+          <w:highlight w:val="lightGray"/>
+        </w:rPr>
+        <w:t xml:space="preserve"> [Chatgpt (GPT</w:t>
+      </w:r>
+      <w:r>
+        <w:rPr>
+          <w:rFonts w:ascii="Arial" w:eastAsia="Arial" w:hAnsi="Arial" w:cs="Cambria Math"/>
+          <w:color w:val="000000"/>
+          <w:sz w:val="18"/>
+          <w:highlight w:val="lightGray"/>
         </w:rPr>
         <w:t>‑</w:t>
       </w:r>
       <w:r>
         <w:rPr>
-          <w:b/>
-          <w:sz w:val="14"/>
-          <w:szCs w:val="14"/>
-          <w:shd w:val="clear" w:color="auto" w:fill="B7B7B7"/>
-        </w:rPr>
-        <w:t>5 Mini) at [8/22/2025]</w:t>
+          <w:rFonts w:ascii="Arial" w:eastAsia="Arial" w:hAnsi="Arial" w:cs="Arial"/>
+          <w:color w:val="000000"/>
+          <w:sz w:val="18"/>
+          <w:highlight w:val="lightGray"/>
+        </w:rPr>
+        <w:t xml:space="preserve">5 Mini)] </w:t>
+      </w:r>
+      <w:r>
+        <w:rPr>
+          <w:rFonts w:ascii="Arial" w:eastAsia="Arial" w:hAnsi="Arial" w:cs="Arial"/>
+          <w:b/>
+          <w:color w:val="000000"/>
+          <w:sz w:val="18"/>
+          <w:highlight w:val="lightGray"/>
+        </w:rPr>
+        <w:t>on</w:t>
+      </w:r>
+      <w:r>
+        <w:rPr>
+          <w:rFonts w:ascii="Arial" w:eastAsia="Arial" w:hAnsi="Arial"/>
+          <w:sz w:val="18"/>
+          <w:highlight w:val="lightGray"/>
+        </w:rPr>
+        <w:t xml:space="preserve"> [8/22/2025]</w:t>
       </w:r>
     </w:p>
     <w:p>
@@ -743,7 +872,7 @@
           <w:ilvl w:val="0"/>
           <w:numId w:val="5"/>
         </w:numPr>
-        <w:spacing w:before="240"/>
+        <w:spacing w:before="240" w:after="0" w:line="276" w:lineRule="auto"/>
       </w:pPr>
       <w:r>
         <w:rPr>
@@ -771,6 +900,7 @@
           <w:ilvl w:val="0"/>
           <w:numId w:val="5"/>
         </w:numPr>
+        <w:spacing w:after="0" w:line="276" w:lineRule="auto"/>
       </w:pPr>
       <w:r>
         <w:rPr>
@@ -798,6 +928,7 @@
           <w:ilvl w:val="0"/>
           <w:numId w:val="5"/>
         </w:numPr>
+        <w:spacing w:after="0" w:line="276" w:lineRule="auto"/>
       </w:pPr>
       <w:r>
         <w:rPr>
@@ -825,7 +956,7 @@
           <w:ilvl w:val="0"/>
           <w:numId w:val="5"/>
         </w:numPr>
-        <w:spacing w:after="240"/>
+        <w:spacing w:after="240" w:line="276" w:lineRule="auto"/>
       </w:pPr>
       <w:r>
         <w:rPr>
@@ -849,7 +980,7 @@
     </w:p>
     <w:p>
       <w:r>
-        <w:pict w14:anchorId="53121ED9">
+        <w:pict w14:anchorId="5A5D357B">
           <v:rect id="_x0000_i1029" style="width:0;height:1.5pt" o:hralign="center" o:hrstd="t" o:hr="t" fillcolor="#a0a0a0" stroked="f"/>
         </w:pict>
       </w:r>
@@ -873,51 +1004,77 @@
       </w:pPr>
       <w:r>
         <w:rPr>
-          <w:b/>
-          <w:shd w:val="clear" w:color="auto" w:fill="B7B7B7"/>
-        </w:rPr>
-        <w:t># Source</w:t>
-      </w:r>
-      <w:r>
-        <w:rPr>
-          <w:shd w:val="clear" w:color="auto" w:fill="B7B7B7"/>
-        </w:rPr>
-        <w:t xml:space="preserve">: </w:t>
-      </w:r>
-      <w:r>
-        <w:rPr>
-          <w:b/>
-          <w:shd w:val="clear" w:color="auto" w:fill="B7B7B7"/>
-        </w:rPr>
-        <w:t xml:space="preserve">Chatgpt </w:t>
-      </w:r>
-      <w:r>
-        <w:rPr>
-          <w:b/>
-          <w:sz w:val="14"/>
-          <w:szCs w:val="14"/>
-          <w:shd w:val="clear" w:color="auto" w:fill="B7B7B7"/>
-        </w:rPr>
-        <w:t>(GPT</w:t>
-      </w:r>
-      <w:r>
-        <w:rPr>
-          <w:rFonts w:ascii="Cambria Math" w:hAnsi="Cambria Math" w:cs="Cambria Math"/>
-          <w:b/>
-          <w:sz w:val="14"/>
-          <w:szCs w:val="14"/>
-          <w:shd w:val="clear" w:color="auto" w:fill="B7B7B7"/>
+          <w:rFonts w:ascii="Arial" w:eastAsia="Arial" w:hAnsi="Arial" w:cs="Arial"/>
+          <w:b/>
+          <w:color w:val="000000"/>
+          <w:sz w:val="18"/>
+          <w:highlight w:val="lightGray"/>
+        </w:rPr>
+        <w:t># Source: AI Source: Provided by: [Data Path</w:t>
+      </w:r>
+      <w:r>
+        <w:rPr>
+          <w:rFonts w:ascii="Arial" w:eastAsia="Arial" w:hAnsi="Arial" w:cs="Arial"/>
+          <w:color w:val="000000"/>
+          <w:sz w:val="18"/>
+          <w:highlight w:val="lightGray"/>
+        </w:rPr>
+        <w:t xml:space="preserve">: Persons Table -&gt; ID Column: 1, Name_En Column: Motasem Essam] -&gt; </w:t>
+      </w:r>
+      <w:r>
+        <w:rPr>
+          <w:rFonts w:ascii="Arial" w:eastAsia="Arial" w:hAnsi="Arial" w:cs="Arial"/>
+          <w:b/>
+          <w:color w:val="000000"/>
+          <w:sz w:val="18"/>
+          <w:highlight w:val="lightGray"/>
+        </w:rPr>
+        <w:t>From:</w:t>
+      </w:r>
+      <w:r>
+        <w:rPr>
+          <w:rFonts w:ascii="Arial" w:eastAsia="Arial" w:hAnsi="Arial" w:cs="Arial"/>
+          <w:color w:val="000000"/>
+          <w:sz w:val="18"/>
+          <w:highlight w:val="lightGray"/>
+        </w:rPr>
+        <w:t xml:space="preserve"> [Chatgpt (GPT</w:t>
+      </w:r>
+      <w:r>
+        <w:rPr>
+          <w:rFonts w:ascii="Arial" w:eastAsia="Arial" w:hAnsi="Arial" w:cs="Cambria Math"/>
+          <w:color w:val="000000"/>
+          <w:sz w:val="18"/>
+          <w:highlight w:val="lightGray"/>
         </w:rPr>
         <w:t>‑</w:t>
       </w:r>
       <w:r>
         <w:rPr>
-          <w:b/>
-          <w:sz w:val="14"/>
-          <w:szCs w:val="14"/>
-          <w:shd w:val="clear" w:color="auto" w:fill="B7B7B7"/>
-        </w:rPr>
-        <w:t>5 Mini) at [8/22/2025]</w:t>
+          <w:rFonts w:ascii="Arial" w:eastAsia="Arial" w:hAnsi="Arial" w:cs="Arial"/>
+          <w:color w:val="000000"/>
+          <w:sz w:val="18"/>
+          <w:highlight w:val="lightGray"/>
+        </w:rPr>
+        <w:t xml:space="preserve">5 Mini)] </w:t>
+      </w:r>
+      <w:r>
+        <w:rPr>
+          <w:rFonts w:ascii="Arial" w:eastAsia="Arial" w:hAnsi="Arial" w:cs="Arial"/>
+          <w:b/>
+          <w:color w:val="000000"/>
+          <w:sz w:val="18"/>
+          <w:highlight w:val="lightGray"/>
+        </w:rPr>
+        <w:t>on</w:t>
+      </w:r>
+      <w:r>
+        <w:rPr>
+          <w:rFonts w:ascii="Arial" w:eastAsia="Arial" w:hAnsi="Arial"/>
+          <w:sz w:val="18"/>
+          <w:highlight w:val="lightGray"/>
+        </w:rPr>
+        <w:t xml:space="preserve"> [8/22/2025]</w:t>
       </w:r>
     </w:p>
     <w:p>
@@ -926,7 +1083,7 @@
           <w:ilvl w:val="0"/>
           <w:numId w:val="4"/>
         </w:numPr>
-        <w:spacing w:before="240"/>
+        <w:spacing w:before="240" w:after="0" w:line="276" w:lineRule="auto"/>
       </w:pPr>
       <w:r>
         <w:rPr>
@@ -960,6 +1117,7 @@
           <w:ilvl w:val="0"/>
           <w:numId w:val="4"/>
         </w:numPr>
+        <w:spacing w:after="0" w:line="276" w:lineRule="auto"/>
       </w:pPr>
       <w:r>
         <w:rPr>
@@ -993,13 +1151,12 @@
           <w:ilvl w:val="0"/>
           <w:numId w:val="4"/>
         </w:numPr>
-        <w:spacing w:after="240"/>
-      </w:pPr>
-      <w:r>
-        <w:rPr>
-          <w:rFonts w:ascii="Roboto Mono" w:eastAsia="Roboto Mono" w:hAnsi="Roboto Mono" w:cs="Roboto Mono"/>
-        </w:rPr>
-        <w:lastRenderedPageBreak/>
+        <w:spacing w:after="240" w:line="276" w:lineRule="auto"/>
+      </w:pPr>
+      <w:r>
+        <w:rPr>
+          <w:rFonts w:ascii="Roboto Mono" w:eastAsia="Roboto Mono" w:hAnsi="Roboto Mono" w:cs="Roboto Mono"/>
+        </w:rPr>
         <w:t xml:space="preserve">Software checked for </w:t>
       </w:r>
       <w:r>
@@ -1037,7 +1194,7 @@
     </w:p>
     <w:p>
       <w:r>
-        <w:pict w14:anchorId="793656E0">
+        <w:pict w14:anchorId="44D990DE">
           <v:rect id="_x0000_i1030" style="width:0;height:1.5pt" o:hralign="center" o:hrstd="t" o:hr="t" fillcolor="#a0a0a0" stroked="f"/>
         </w:pict>
       </w:r>
@@ -1064,51 +1221,77 @@
       </w:pPr>
       <w:r>
         <w:rPr>
-          <w:b/>
-          <w:shd w:val="clear" w:color="auto" w:fill="B7B7B7"/>
-        </w:rPr>
-        <w:t># Source</w:t>
-      </w:r>
-      <w:r>
-        <w:rPr>
-          <w:shd w:val="clear" w:color="auto" w:fill="B7B7B7"/>
-        </w:rPr>
-        <w:t xml:space="preserve">: </w:t>
-      </w:r>
-      <w:r>
-        <w:rPr>
-          <w:b/>
-          <w:shd w:val="clear" w:color="auto" w:fill="B7B7B7"/>
-        </w:rPr>
-        <w:t xml:space="preserve">Chatgpt </w:t>
-      </w:r>
-      <w:r>
-        <w:rPr>
-          <w:b/>
-          <w:sz w:val="14"/>
-          <w:szCs w:val="14"/>
-          <w:shd w:val="clear" w:color="auto" w:fill="B7B7B7"/>
-        </w:rPr>
-        <w:t>(GPT</w:t>
-      </w:r>
-      <w:r>
-        <w:rPr>
-          <w:rFonts w:ascii="Cambria Math" w:hAnsi="Cambria Math" w:cs="Cambria Math"/>
-          <w:b/>
-          <w:sz w:val="14"/>
-          <w:szCs w:val="14"/>
-          <w:shd w:val="clear" w:color="auto" w:fill="B7B7B7"/>
+          <w:rFonts w:ascii="Arial" w:eastAsia="Arial" w:hAnsi="Arial" w:cs="Arial"/>
+          <w:b/>
+          <w:color w:val="000000"/>
+          <w:sz w:val="18"/>
+          <w:highlight w:val="lightGray"/>
+        </w:rPr>
+        <w:t># Source: AI Source: Provided by: [Data Path</w:t>
+      </w:r>
+      <w:r>
+        <w:rPr>
+          <w:rFonts w:ascii="Arial" w:eastAsia="Arial" w:hAnsi="Arial" w:cs="Arial"/>
+          <w:color w:val="000000"/>
+          <w:sz w:val="18"/>
+          <w:highlight w:val="lightGray"/>
+        </w:rPr>
+        <w:t xml:space="preserve">: Persons Table -&gt; ID Column: 1, Name_En Column: Motasem Essam] -&gt; </w:t>
+      </w:r>
+      <w:r>
+        <w:rPr>
+          <w:rFonts w:ascii="Arial" w:eastAsia="Arial" w:hAnsi="Arial" w:cs="Arial"/>
+          <w:b/>
+          <w:color w:val="000000"/>
+          <w:sz w:val="18"/>
+          <w:highlight w:val="lightGray"/>
+        </w:rPr>
+        <w:t>From:</w:t>
+      </w:r>
+      <w:r>
+        <w:rPr>
+          <w:rFonts w:ascii="Arial" w:eastAsia="Arial" w:hAnsi="Arial" w:cs="Arial"/>
+          <w:color w:val="000000"/>
+          <w:sz w:val="18"/>
+          <w:highlight w:val="lightGray"/>
+        </w:rPr>
+        <w:t xml:space="preserve"> [Chatgpt (GPT</w:t>
+      </w:r>
+      <w:r>
+        <w:rPr>
+          <w:rFonts w:ascii="Arial" w:eastAsia="Arial" w:hAnsi="Arial" w:cs="Cambria Math"/>
+          <w:color w:val="000000"/>
+          <w:sz w:val="18"/>
+          <w:highlight w:val="lightGray"/>
         </w:rPr>
         <w:t>‑</w:t>
       </w:r>
       <w:r>
         <w:rPr>
-          <w:b/>
-          <w:sz w:val="14"/>
-          <w:szCs w:val="14"/>
-          <w:shd w:val="clear" w:color="auto" w:fill="B7B7B7"/>
-        </w:rPr>
-        <w:t>5 Mini) at [8/22/2025]</w:t>
+          <w:rFonts w:ascii="Arial" w:eastAsia="Arial" w:hAnsi="Arial" w:cs="Arial"/>
+          <w:color w:val="000000"/>
+          <w:sz w:val="18"/>
+          <w:highlight w:val="lightGray"/>
+        </w:rPr>
+        <w:t xml:space="preserve">5 Mini)] </w:t>
+      </w:r>
+      <w:r>
+        <w:rPr>
+          <w:rFonts w:ascii="Arial" w:eastAsia="Arial" w:hAnsi="Arial" w:cs="Arial"/>
+          <w:b/>
+          <w:color w:val="000000"/>
+          <w:sz w:val="18"/>
+          <w:highlight w:val="lightGray"/>
+        </w:rPr>
+        <w:t>on</w:t>
+      </w:r>
+      <w:r>
+        <w:rPr>
+          <w:rFonts w:ascii="Arial" w:eastAsia="Arial" w:hAnsi="Arial"/>
+          <w:sz w:val="18"/>
+          <w:highlight w:val="lightGray"/>
+        </w:rPr>
+        <w:t xml:space="preserve"> [8/22/2025]</w:t>
       </w:r>
     </w:p>
     <w:p>
@@ -1180,7 +1363,7 @@
     </w:p>
     <w:p>
       <w:r>
-        <w:pict w14:anchorId="34AFCCBB">
+        <w:pict w14:anchorId="69975EAD">
           <v:rect id="_x0000_i1031" style="width:0;height:1.5pt" o:hralign="center" o:hrstd="t" o:hr="t" fillcolor="#a0a0a0" stroked="f"/>
         </w:pict>
       </w:r>
@@ -1207,51 +1390,77 @@
       </w:pPr>
       <w:r>
         <w:rPr>
-          <w:b/>
-          <w:shd w:val="clear" w:color="auto" w:fill="B7B7B7"/>
-        </w:rPr>
-        <w:t># Source</w:t>
-      </w:r>
-      <w:r>
-        <w:rPr>
-          <w:shd w:val="clear" w:color="auto" w:fill="B7B7B7"/>
-        </w:rPr>
-        <w:t xml:space="preserve">: </w:t>
-      </w:r>
-      <w:r>
-        <w:rPr>
-          <w:b/>
-          <w:shd w:val="clear" w:color="auto" w:fill="B7B7B7"/>
-        </w:rPr>
-        <w:t xml:space="preserve">Chatgpt </w:t>
-      </w:r>
-      <w:r>
-        <w:rPr>
-          <w:b/>
-          <w:sz w:val="14"/>
-          <w:szCs w:val="14"/>
-          <w:shd w:val="clear" w:color="auto" w:fill="B7B7B7"/>
-        </w:rPr>
-        <w:t>(GPT</w:t>
-      </w:r>
-      <w:r>
-        <w:rPr>
-          <w:rFonts w:ascii="Cambria Math" w:hAnsi="Cambria Math" w:cs="Cambria Math"/>
-          <w:b/>
-          <w:sz w:val="14"/>
-          <w:szCs w:val="14"/>
-          <w:shd w:val="clear" w:color="auto" w:fill="B7B7B7"/>
+          <w:rFonts w:ascii="Arial" w:eastAsia="Arial" w:hAnsi="Arial" w:cs="Arial"/>
+          <w:b/>
+          <w:color w:val="000000"/>
+          <w:sz w:val="18"/>
+          <w:highlight w:val="lightGray"/>
+        </w:rPr>
+        <w:t># Source: AI Source: Provided by: [Data Path</w:t>
+      </w:r>
+      <w:r>
+        <w:rPr>
+          <w:rFonts w:ascii="Arial" w:eastAsia="Arial" w:hAnsi="Arial" w:cs="Arial"/>
+          <w:color w:val="000000"/>
+          <w:sz w:val="18"/>
+          <w:highlight w:val="lightGray"/>
+        </w:rPr>
+        <w:t xml:space="preserve">: Persons Table -&gt; ID Column: 1, Name_En Column: Motasem Essam] -&gt; </w:t>
+      </w:r>
+      <w:r>
+        <w:rPr>
+          <w:rFonts w:ascii="Arial" w:eastAsia="Arial" w:hAnsi="Arial" w:cs="Arial"/>
+          <w:b/>
+          <w:color w:val="000000"/>
+          <w:sz w:val="18"/>
+          <w:highlight w:val="lightGray"/>
+        </w:rPr>
+        <w:t>From:</w:t>
+      </w:r>
+      <w:r>
+        <w:rPr>
+          <w:rFonts w:ascii="Arial" w:eastAsia="Arial" w:hAnsi="Arial" w:cs="Arial"/>
+          <w:color w:val="000000"/>
+          <w:sz w:val="18"/>
+          <w:highlight w:val="lightGray"/>
+        </w:rPr>
+        <w:t xml:space="preserve"> [Chatgpt (GPT</w:t>
+      </w:r>
+      <w:r>
+        <w:rPr>
+          <w:rFonts w:ascii="Arial" w:eastAsia="Arial" w:hAnsi="Arial" w:cs="Cambria Math"/>
+          <w:color w:val="000000"/>
+          <w:sz w:val="18"/>
+          <w:highlight w:val="lightGray"/>
         </w:rPr>
         <w:t>‑</w:t>
       </w:r>
       <w:r>
         <w:rPr>
-          <w:b/>
-          <w:sz w:val="14"/>
-          <w:szCs w:val="14"/>
-          <w:shd w:val="clear" w:color="auto" w:fill="B7B7B7"/>
-        </w:rPr>
-        <w:t>5 Mini) at [8/22/2025]</w:t>
+          <w:rFonts w:ascii="Arial" w:eastAsia="Arial" w:hAnsi="Arial" w:cs="Arial"/>
+          <w:color w:val="000000"/>
+          <w:sz w:val="18"/>
+          <w:highlight w:val="lightGray"/>
+        </w:rPr>
+        <w:t xml:space="preserve">5 Mini)] </w:t>
+      </w:r>
+      <w:r>
+        <w:rPr>
+          <w:rFonts w:ascii="Arial" w:eastAsia="Arial" w:hAnsi="Arial" w:cs="Arial"/>
+          <w:b/>
+          <w:color w:val="000000"/>
+          <w:sz w:val="18"/>
+          <w:highlight w:val="lightGray"/>
+        </w:rPr>
+        <w:t>on</w:t>
+      </w:r>
+      <w:r>
+        <w:rPr>
+          <w:rFonts w:ascii="Arial" w:eastAsia="Arial" w:hAnsi="Arial"/>
+          <w:sz w:val="18"/>
+          <w:highlight w:val="lightGray"/>
+        </w:rPr>
+        <w:t xml:space="preserve"> [8/22/2025]</w:t>
       </w:r>
     </w:p>
     <w:p>
@@ -1323,7 +1532,7 @@
     </w:p>
     <w:p>
       <w:r>
-        <w:pict w14:anchorId="574DF76D">
+        <w:pict w14:anchorId="6F17FE5E">
           <v:rect id="_x0000_i1032" style="width:0;height:1.5pt" o:hralign="center" o:hrstd="t" o:hr="t" fillcolor="#a0a0a0" stroked="f"/>
         </w:pict>
       </w:r>
@@ -1357,51 +1566,77 @@
       </w:pPr>
       <w:r>
         <w:rPr>
-          <w:b/>
-          <w:shd w:val="clear" w:color="auto" w:fill="B7B7B7"/>
-        </w:rPr>
-        <w:t># Source</w:t>
-      </w:r>
-      <w:r>
-        <w:rPr>
-          <w:shd w:val="clear" w:color="auto" w:fill="B7B7B7"/>
-        </w:rPr>
-        <w:t xml:space="preserve">: </w:t>
-      </w:r>
-      <w:r>
-        <w:rPr>
-          <w:b/>
-          <w:shd w:val="clear" w:color="auto" w:fill="B7B7B7"/>
-        </w:rPr>
-        <w:t xml:space="preserve">Chatgpt </w:t>
-      </w:r>
-      <w:r>
-        <w:rPr>
-          <w:b/>
-          <w:sz w:val="14"/>
-          <w:szCs w:val="14"/>
-          <w:shd w:val="clear" w:color="auto" w:fill="B7B7B7"/>
-        </w:rPr>
-        <w:t>(GPT</w:t>
-      </w:r>
-      <w:r>
-        <w:rPr>
-          <w:rFonts w:ascii="Cambria Math" w:hAnsi="Cambria Math" w:cs="Cambria Math"/>
-          <w:b/>
-          <w:sz w:val="14"/>
-          <w:szCs w:val="14"/>
-          <w:shd w:val="clear" w:color="auto" w:fill="B7B7B7"/>
+          <w:rFonts w:ascii="Arial" w:eastAsia="Arial" w:hAnsi="Arial" w:cs="Arial"/>
+          <w:b/>
+          <w:color w:val="000000"/>
+          <w:sz w:val="18"/>
+          <w:highlight w:val="lightGray"/>
+        </w:rPr>
+        <w:t># Source: AI Source: Provided by: [Data Path</w:t>
+      </w:r>
+      <w:r>
+        <w:rPr>
+          <w:rFonts w:ascii="Arial" w:eastAsia="Arial" w:hAnsi="Arial" w:cs="Arial"/>
+          <w:color w:val="000000"/>
+          <w:sz w:val="18"/>
+          <w:highlight w:val="lightGray"/>
+        </w:rPr>
+        <w:t xml:space="preserve">: Persons Table -&gt; ID Column: 1, Name_En Column: Motasem Essam] -&gt; </w:t>
+      </w:r>
+      <w:r>
+        <w:rPr>
+          <w:rFonts w:ascii="Arial" w:eastAsia="Arial" w:hAnsi="Arial" w:cs="Arial"/>
+          <w:b/>
+          <w:color w:val="000000"/>
+          <w:sz w:val="18"/>
+          <w:highlight w:val="lightGray"/>
+        </w:rPr>
+        <w:t>From:</w:t>
+      </w:r>
+      <w:r>
+        <w:rPr>
+          <w:rFonts w:ascii="Arial" w:eastAsia="Arial" w:hAnsi="Arial" w:cs="Arial"/>
+          <w:color w:val="000000"/>
+          <w:sz w:val="18"/>
+          <w:highlight w:val="lightGray"/>
+        </w:rPr>
+        <w:t xml:space="preserve"> [Chatgpt (GPT</w:t>
+      </w:r>
+      <w:r>
+        <w:rPr>
+          <w:rFonts w:ascii="Arial" w:eastAsia="Arial" w:hAnsi="Arial" w:cs="Cambria Math"/>
+          <w:color w:val="000000"/>
+          <w:sz w:val="18"/>
+          <w:highlight w:val="lightGray"/>
         </w:rPr>
         <w:t>‑</w:t>
       </w:r>
       <w:r>
         <w:rPr>
-          <w:b/>
-          <w:sz w:val="14"/>
-          <w:szCs w:val="14"/>
-          <w:shd w:val="clear" w:color="auto" w:fill="B7B7B7"/>
-        </w:rPr>
-        <w:t>5 Mini) at [8/22/2025]</w:t>
+          <w:rFonts w:ascii="Arial" w:eastAsia="Arial" w:hAnsi="Arial" w:cs="Arial"/>
+          <w:color w:val="000000"/>
+          <w:sz w:val="18"/>
+          <w:highlight w:val="lightGray"/>
+        </w:rPr>
+        <w:t xml:space="preserve">5 Mini)] </w:t>
+      </w:r>
+      <w:r>
+        <w:rPr>
+          <w:rFonts w:ascii="Arial" w:eastAsia="Arial" w:hAnsi="Arial" w:cs="Arial"/>
+          <w:b/>
+          <w:color w:val="000000"/>
+          <w:sz w:val="18"/>
+          <w:highlight w:val="lightGray"/>
+        </w:rPr>
+        <w:t>on</w:t>
+      </w:r>
+      <w:r>
+        <w:rPr>
+          <w:rFonts w:ascii="Arial" w:eastAsia="Arial" w:hAnsi="Arial"/>
+          <w:sz w:val="18"/>
+          <w:highlight w:val="lightGray"/>
+        </w:rPr>
+        <w:t xml:space="preserve"> [8/22/2025]</w:t>
       </w:r>
     </w:p>
     <w:p>
@@ -1410,7 +1645,7 @@
           <w:noProof/>
         </w:rPr>
         <w:drawing>
-          <wp:inline distT="114300" distB="114300" distL="114300" distR="114300" wp14:anchorId="39DF03BB" wp14:editId="3B9EF08E">
+          <wp:inline distT="114300" distB="114300" distL="114300" distR="114300" wp14:anchorId="1E26A832" wp14:editId="4C0F3D76">
             <wp:extent cx="5943600" cy="1181100"/>
             <wp:effectExtent l="0" t="0" r="0" b="0"/>
             <wp:docPr id="1" name="image1.png"/>
@@ -1693,7 +1928,6 @@
                 <w:rFonts w:ascii="Roboto Mono" w:eastAsia="Roboto Mono" w:hAnsi="Roboto Mono" w:cs="Roboto Mono"/>
                 <w:b/>
               </w:rPr>
-              <w:lastRenderedPageBreak/>
               <w:t>Mandatory?</w:t>
             </w:r>
           </w:p>
@@ -1858,18 +2092,19 @@
     </w:tbl>
     <w:p>
       <w:r>
-        <w:pict w14:anchorId="6519F41A">
+        <w:pict w14:anchorId="06864F18">
           <v:rect id="_x0000_i1033" style="width:0;height:1.5pt" o:hralign="center" o:hrstd="t" o:hr="t" fillcolor="#a0a0a0" stroked="f"/>
         </w:pict>
       </w:r>
     </w:p>
+    <w:p/>
     <w:p/>
     <w:p/>
     <w:sectPr>
       <w:pgSz w:w="12240" w:h="15840"/>
       <w:pgMar w:top="1440" w:right="1440" w:bottom="1440" w:left="1440" w:header="720" w:footer="720" w:gutter="0"/>
-      <w:pgNumType w:start="1"/>
       <w:cols w:space="720"/>
+      <w:docGrid w:linePitch="360"/>
     </w:sectPr>
   </w:body>
 </w:document>
@@ -2860,18 +3095,6 @@
   <w:style w:type="paragraph" w:default="1" w:styleId="Normal">
     <w:name w:val="Normal"/>
     <w:qFormat/>
-    <w:rsid w:val="00C06A98"/>
-    <w:pPr>
-      <w:spacing w:after="0" w:line="276" w:lineRule="auto"/>
-    </w:pPr>
-    <w:rPr>
-      <w:rFonts w:ascii="Arial" w:eastAsia="Arial" w:hAnsi="Arial" w:cs="Arial"/>
-      <w:kern w:val="0"/>
-      <w:sz w:val="22"/>
-      <w:szCs w:val="22"/>
-      <w:lang w:val="en"/>
-      <w14:ligatures w14:val="none"/>
-    </w:rPr>
   </w:style>
   <w:style w:type="paragraph" w:styleId="Heading1">
     <w:name w:val="heading 1"/>
@@ -2880,7 +3103,7 @@
     <w:link w:val="Heading1Char"/>
     <w:uiPriority w:val="9"/>
     <w:qFormat/>
-    <w:rsid w:val="00763FCE"/>
+    <w:rsid w:val="00DD5B17"/>
     <w:pPr>
       <w:keepNext/>
       <w:keepLines/>
@@ -2902,7 +3125,7 @@
     <w:uiPriority w:val="9"/>
     <w:unhideWhenUsed/>
     <w:qFormat/>
-    <w:rsid w:val="00763FCE"/>
+    <w:rsid w:val="00DD5B17"/>
     <w:pPr>
       <w:keepNext/>
       <w:keepLines/>
@@ -2925,7 +3148,7 @@
     <w:semiHidden/>
     <w:unhideWhenUsed/>
     <w:qFormat/>
-    <w:rsid w:val="00763FCE"/>
+    <w:rsid w:val="00DD5B17"/>
     <w:pPr>
       <w:keepNext/>
       <w:keepLines/>
@@ -2948,7 +3171,7 @@
     <w:semiHidden/>
     <w:unhideWhenUsed/>
     <w:qFormat/>
-    <w:rsid w:val="00763FCE"/>
+    <w:rsid w:val="00DD5B17"/>
     <w:pPr>
       <w:keepNext/>
       <w:keepLines/>
@@ -2971,7 +3194,7 @@
     <w:semiHidden/>
     <w:unhideWhenUsed/>
     <w:qFormat/>
-    <w:rsid w:val="00763FCE"/>
+    <w:rsid w:val="00DD5B17"/>
     <w:pPr>
       <w:keepNext/>
       <w:keepLines/>
@@ -2992,11 +3215,11 @@
     <w:semiHidden/>
     <w:unhideWhenUsed/>
     <w:qFormat/>
-    <w:rsid w:val="00763FCE"/>
+    <w:rsid w:val="00DD5B17"/>
     <w:pPr>
       <w:keepNext/>
       <w:keepLines/>
-      <w:spacing w:before="40"/>
+      <w:spacing w:before="40" w:after="0"/>
       <w:outlineLvl w:val="5"/>
     </w:pPr>
     <w:rPr>
@@ -3015,11 +3238,11 @@
     <w:semiHidden/>
     <w:unhideWhenUsed/>
     <w:qFormat/>
-    <w:rsid w:val="00763FCE"/>
+    <w:rsid w:val="00DD5B17"/>
     <w:pPr>
       <w:keepNext/>
       <w:keepLines/>
-      <w:spacing w:before="40"/>
+      <w:spacing w:before="40" w:after="0"/>
       <w:outlineLvl w:val="6"/>
     </w:pPr>
     <w:rPr>
@@ -3036,10 +3259,11 @@
     <w:semiHidden/>
     <w:unhideWhenUsed/>
     <w:qFormat/>
-    <w:rsid w:val="00763FCE"/>
+    <w:rsid w:val="00DD5B17"/>
     <w:pPr>
       <w:keepNext/>
       <w:keepLines/>
+      <w:spacing w:after="0"/>
       <w:outlineLvl w:val="7"/>
     </w:pPr>
     <w:rPr>
@@ -3058,10 +3282,11 @@
     <w:semiHidden/>
     <w:unhideWhenUsed/>
     <w:qFormat/>
-    <w:rsid w:val="00763FCE"/>
+    <w:rsid w:val="00DD5B17"/>
     <w:pPr>
       <w:keepNext/>
       <w:keepLines/>
+      <w:spacing w:after="0"/>
       <w:outlineLvl w:val="8"/>
     </w:pPr>
     <w:rPr>
@@ -3101,7 +3326,7 @@
     <w:basedOn w:val="DefaultParagraphFont"/>
     <w:link w:val="Heading1"/>
     <w:uiPriority w:val="9"/>
-    <w:rsid w:val="00763FCE"/>
+    <w:rsid w:val="00DD5B17"/>
     <w:rPr>
       <w:rFonts w:asciiTheme="majorHAnsi" w:eastAsiaTheme="majorEastAsia" w:hAnsiTheme="majorHAnsi" w:cstheme="majorBidi"/>
       <w:color w:val="2F5496" w:themeColor="accent1" w:themeShade="BF"/>
@@ -3114,7 +3339,7 @@
     <w:basedOn w:val="DefaultParagraphFont"/>
     <w:link w:val="Heading2"/>
     <w:uiPriority w:val="9"/>
-    <w:rsid w:val="00763FCE"/>
+    <w:rsid w:val="00DD5B17"/>
     <w:rPr>
       <w:rFonts w:asciiTheme="majorHAnsi" w:eastAsiaTheme="majorEastAsia" w:hAnsiTheme="majorHAnsi" w:cstheme="majorBidi"/>
       <w:color w:val="2F5496" w:themeColor="accent1" w:themeShade="BF"/>
@@ -3128,7 +3353,7 @@
     <w:link w:val="Heading3"/>
     <w:uiPriority w:val="9"/>
     <w:semiHidden/>
-    <w:rsid w:val="00763FCE"/>
+    <w:rsid w:val="00DD5B17"/>
     <w:rPr>
       <w:rFonts w:eastAsiaTheme="majorEastAsia" w:cstheme="majorBidi"/>
       <w:color w:val="2F5496" w:themeColor="accent1" w:themeShade="BF"/>
@@ -3142,7 +3367,7 @@
     <w:link w:val="Heading4"/>
     <w:uiPriority w:val="9"/>
     <w:semiHidden/>
-    <w:rsid w:val="00763FCE"/>
+    <w:rsid w:val="00DD5B17"/>
     <w:rPr>
       <w:rFonts w:eastAsiaTheme="majorEastAsia" w:cstheme="majorBidi"/>
       <w:i/>
@@ -3156,7 +3381,7 @@
     <w:link w:val="Heading5"/>
     <w:uiPriority w:val="9"/>
     <w:semiHidden/>
-    <w:rsid w:val="00763FCE"/>
+    <w:rsid w:val="00DD5B17"/>
     <w:rPr>
       <w:rFonts w:eastAsiaTheme="majorEastAsia" w:cstheme="majorBidi"/>
       <w:color w:val="2F5496" w:themeColor="accent1" w:themeShade="BF"/>
@@ -3168,7 +3393,7 @@
     <w:link w:val="Heading6"/>
     <w:uiPriority w:val="9"/>
     <w:semiHidden/>
-    <w:rsid w:val="00763FCE"/>
+    <w:rsid w:val="00DD5B17"/>
     <w:rPr>
       <w:rFonts w:eastAsiaTheme="majorEastAsia" w:cstheme="majorBidi"/>
       <w:i/>
@@ -3182,7 +3407,7 @@
     <w:link w:val="Heading7"/>
     <w:uiPriority w:val="9"/>
     <w:semiHidden/>
-    <w:rsid w:val="00763FCE"/>
+    <w:rsid w:val="00DD5B17"/>
     <w:rPr>
       <w:rFonts w:eastAsiaTheme="majorEastAsia" w:cstheme="majorBidi"/>
       <w:color w:val="595959" w:themeColor="text1" w:themeTint="A6"/>
@@ -3194,7 +3419,7 @@
     <w:link w:val="Heading8"/>
     <w:uiPriority w:val="9"/>
     <w:semiHidden/>
-    <w:rsid w:val="00763FCE"/>
+    <w:rsid w:val="00DD5B17"/>
     <w:rPr>
       <w:rFonts w:eastAsiaTheme="majorEastAsia" w:cstheme="majorBidi"/>
       <w:i/>
@@ -3208,7 +3433,7 @@
     <w:link w:val="Heading9"/>
     <w:uiPriority w:val="9"/>
     <w:semiHidden/>
-    <w:rsid w:val="00763FCE"/>
+    <w:rsid w:val="00DD5B17"/>
     <w:rPr>
       <w:rFonts w:eastAsiaTheme="majorEastAsia" w:cstheme="majorBidi"/>
       <w:color w:val="272727" w:themeColor="text1" w:themeTint="D8"/>
@@ -3221,7 +3446,7 @@
     <w:link w:val="TitleChar"/>
     <w:uiPriority w:val="10"/>
     <w:qFormat/>
-    <w:rsid w:val="00763FCE"/>
+    <w:rsid w:val="00DD5B17"/>
     <w:pPr>
       <w:spacing w:after="80" w:line="240" w:lineRule="auto"/>
       <w:contextualSpacing/>
@@ -3239,7 +3464,7 @@
     <w:basedOn w:val="DefaultParagraphFont"/>
     <w:link w:val="Title"/>
     <w:uiPriority w:val="10"/>
-    <w:rsid w:val="00763FCE"/>
+    <w:rsid w:val="00DD5B17"/>
     <w:rPr>
       <w:rFonts w:asciiTheme="majorHAnsi" w:eastAsiaTheme="majorEastAsia" w:hAnsiTheme="majorHAnsi" w:cstheme="majorBidi"/>
       <w:spacing w:val="-10"/>
@@ -3255,7 +3480,7 @@
     <w:link w:val="SubtitleChar"/>
     <w:uiPriority w:val="11"/>
     <w:qFormat/>
-    <w:rsid w:val="00763FCE"/>
+    <w:rsid w:val="00DD5B17"/>
     <w:pPr>
       <w:numPr>
         <w:ilvl w:val="1"/>
@@ -3274,7 +3499,7 @@
     <w:basedOn w:val="DefaultParagraphFont"/>
     <w:link w:val="Subtitle"/>
     <w:uiPriority w:val="11"/>
-    <w:rsid w:val="00763FCE"/>
+    <w:rsid w:val="00DD5B17"/>
     <w:rPr>
       <w:rFonts w:eastAsiaTheme="majorEastAsia" w:cstheme="majorBidi"/>
       <w:color w:val="595959" w:themeColor="text1" w:themeTint="A6"/>
@@ -3290,7 +3515,7 @@
     <w:link w:val="QuoteChar"/>
     <w:uiPriority w:val="29"/>
     <w:qFormat/>
-    <w:rsid w:val="00763FCE"/>
+    <w:rsid w:val="00DD5B17"/>
     <w:pPr>
       <w:spacing w:before="160"/>
       <w:jc w:val="center"/>
@@ -3306,7 +3531,7 @@
     <w:basedOn w:val="DefaultParagraphFont"/>
     <w:link w:val="Quote"/>
     <w:uiPriority w:val="29"/>
-    <w:rsid w:val="00763FCE"/>
+    <w:rsid w:val="00DD5B17"/>
     <w:rPr>
       <w:i/>
       <w:iCs/>
@@ -3318,7 +3543,7 @@
     <w:basedOn w:val="Normal"/>
     <w:uiPriority w:val="34"/>
     <w:qFormat/>
-    <w:rsid w:val="00763FCE"/>
+    <w:rsid w:val="00DD5B17"/>
     <w:pPr>
       <w:ind w:left="720"/>
       <w:contextualSpacing/>
@@ -3329,7 +3554,7 @@
     <w:basedOn w:val="DefaultParagraphFont"/>
     <w:uiPriority w:val="21"/>
     <w:qFormat/>
-    <w:rsid w:val="00763FCE"/>
+    <w:rsid w:val="00DD5B17"/>
     <w:rPr>
       <w:i/>
       <w:iCs/>
@@ -3343,7 +3568,7 @@
     <w:link w:val="IntenseQuoteChar"/>
     <w:uiPriority w:val="30"/>
     <w:qFormat/>
-    <w:rsid w:val="00763FCE"/>
+    <w:rsid w:val="00DD5B17"/>
     <w:pPr>
       <w:pBdr>
         <w:top w:val="single" w:sz="4" w:space="10" w:color="2F5496" w:themeColor="accent1" w:themeShade="BF"/>
@@ -3364,7 +3589,7 @@
     <w:basedOn w:val="DefaultParagraphFont"/>
     <w:link w:val="IntenseQuote"/>
     <w:uiPriority w:val="30"/>
-    <w:rsid w:val="00763FCE"/>
+    <w:rsid w:val="00DD5B17"/>
     <w:rPr>
       <w:i/>
       <w:iCs/>
@@ -3376,7 +3601,7 @@
     <w:basedOn w:val="DefaultParagraphFont"/>
     <w:uiPriority w:val="32"/>
     <w:qFormat/>
-    <w:rsid w:val="00763FCE"/>
+    <w:rsid w:val="00DD5B17"/>
     <w:rPr>
       <w:b/>
       <w:bCs/>
